--- a/books/the-living-quran/ar/content.docx
+++ b/books/the-living-quran/ar/content.docx
@@ -21235,7 +21235,6 @@
           <w:tag w:val="goog_rdk_1391"/>
           <w:id w:val="-1209268846"/>
         </w:sdtPr>
-        <w:sdtEndPr/>
         <w:sdtContent>
           <w:r>
             <w:rPr>
@@ -21271,7 +21270,6 @@
           <w:tag w:val="goog_rdk_1392"/>
           <w:id w:val="-1998633756"/>
         </w:sdtPr>
-        <w:sdtEndPr/>
         <w:sdtContent>
           <w:r>
             <w:rPr>
@@ -21307,7 +21305,6 @@
           <w:tag w:val="goog_rdk_1393"/>
           <w:id w:val="312651205"/>
         </w:sdtPr>
-        <w:sdtEndPr/>
         <w:sdtContent>
           <w:r>
             <w:rPr>
@@ -21343,7 +21340,6 @@
           <w:tag w:val="goog_rdk_1394"/>
           <w:id w:val="-1352655752"/>
         </w:sdtPr>
-        <w:sdtEndPr/>
         <w:sdtContent>
           <w:r>
             <w:rPr>
@@ -21369,7 +21365,6 @@
           <w:tag w:val="goog_rdk_1395"/>
           <w:id w:val="-1840216487"/>
         </w:sdtPr>
-        <w:sdtEndPr/>
         <w:sdtContent>
           <w:r>
             <w:rPr>
@@ -21395,7 +21390,6 @@
           <w:tag w:val="goog_rdk_1396"/>
           <w:id w:val="-1058478580"/>
         </w:sdtPr>
-        <w:sdtEndPr/>
         <w:sdtContent>
           <w:r>
             <w:rPr>
@@ -21421,7 +21415,6 @@
           <w:tag w:val="goog_rdk_1397"/>
           <w:id w:val="-576462246"/>
         </w:sdtPr>
-        <w:sdtEndPr/>
         <w:sdtContent>
           <w:r>
             <w:rPr>
@@ -21447,7 +21440,6 @@
           <w:tag w:val="goog_rdk_1398"/>
           <w:id w:val="514443550"/>
         </w:sdtPr>
-        <w:sdtEndPr/>
         <w:sdtContent>
           <w:r>
             <w:rPr>
@@ -21473,7 +21465,6 @@
           <w:tag w:val="goog_rdk_1399"/>
           <w:id w:val="-1535932339"/>
         </w:sdtPr>
-        <w:sdtEndPr/>
         <w:sdtContent>
           <w:r>
             <w:rPr>
@@ -21499,7 +21490,6 @@
           <w:tag w:val="goog_rdk_1400"/>
           <w:id w:val="-444301586"/>
         </w:sdtPr>
-        <w:sdtEndPr/>
         <w:sdtContent>
           <w:r>
             <w:rPr>
